--- a/tools/merge-markdown/merged/Instructor Notes.docx
+++ b/tools/merge-markdown/merged/Instructor Notes.docx
@@ -59,7 +59,7 @@
         <w:pStyle w:val="FirstParagraph"/>
       </w:pPr>
       <w:r>
-        <w:t xml:space="preserve">Last auto-generated 12/24/2025 by</w:t>
+        <w:t xml:space="preserve">Last auto-generated 1/9/2026 by</w:t>
       </w:r>
       <w:r>
         <w:t xml:space="preserve"> </w:t>
@@ -265,7 +265,7 @@
       </w:r>
     </w:p>
     <w:bookmarkEnd w:id="24"/>
-    <w:bookmarkStart w:id="27" w:name="challenges"/>
+    <w:bookmarkStart w:id="28" w:name="challenges"/>
     <w:p>
       <w:pPr>
         <w:pStyle w:val="Heading3"/>
@@ -300,13 +300,13 @@
         <w:t xml:space="preserve">in the activities file. Solutions:</w:t>
       </w:r>
     </w:p>
-    <w:bookmarkStart w:id="25" w:name="activity-metadata-challenge"/>
+    <w:bookmarkStart w:id="25" w:name="X10faecc1638c71431321c3ea298e72c60ef5dfd"/>
     <w:p>
       <w:pPr>
         <w:pStyle w:val="Heading4"/>
       </w:pPr>
       <w:r>
-        <w:t xml:space="preserve">Activity: Metadata challenge</w:t>
+        <w:t xml:space="preserve">Challenge: Mixed MIME Types and Metadata Forms</w:t>
       </w:r>
     </w:p>
     <w:p>
@@ -484,11 +484,10 @@
       </w:r>
     </w:p>
     <w:bookmarkEnd w:id="26"/>
-    <w:bookmarkEnd w:id="27"/>
-    <w:bookmarkStart w:id="28" w:name="challenge-being-smart"/>
-    <w:p>
-      <w:pPr>
-        <w:pStyle w:val="Heading3"/>
+    <w:bookmarkStart w:id="27" w:name="challenge-being-smart"/>
+    <w:p>
+      <w:pPr>
+        <w:pStyle w:val="Heading4"/>
       </w:pPr>
       <w:r>
         <w:t xml:space="preserve">Challenge: Being Smart!</w:t>
@@ -499,7 +498,7 @@
         <w:pStyle w:val="FirstParagraph"/>
       </w:pPr>
       <w:r>
-        <w:t xml:space="preserve">There’s nothing complex here, it’s just not guided in the same way as the normal exercises.</w:t>
+        <w:t xml:space="preserve">There’s mostly nothing complex here, it’s just not guided in the same way as the normal exercises, including the use of Smart Tags which we don’t cover in the presentation (there are links to documentation in the activity guide).</w:t>
       </w:r>
     </w:p>
     <w:p>
@@ -525,7 +524,7 @@
         <w:t xml:space="preserve"> </w:t>
       </w:r>
       <w:r>
-        <w:t xml:space="preserve">- how to remove images from a Smart Collection. Answer: basically you can’t! The only way is to change the metadata/tags/name of unwanted images so that they don’t show. In most situations changing a source image in this way, for anyone but the librarion, would be</w:t>
+        <w:t xml:space="preserve">- how to remove images from a Smart Collection. Answer: basically you can’t! The only way is to change the metadata/tags/name of unwanted images so that they are not found in the search. In most situations changing a source image in this way, for anyone but the image owner or librarian, would be</w:t>
       </w:r>
       <w:r>
         <w:t xml:space="preserve"> </w:t>
@@ -535,12 +534,13 @@
           <w:bCs/>
           <w:b/>
         </w:rPr>
-        <w:t xml:space="preserve">bad</w:t>
-      </w:r>
-      <w:r>
-        <w:t xml:space="preserve">!</w:t>
-      </w:r>
-    </w:p>
+        <w:t xml:space="preserve">very poor practice</w:t>
+      </w:r>
+      <w:r>
+        <w:t xml:space="preserve">, particularly in a CSC deployment.</w:t>
+      </w:r>
+    </w:p>
+    <w:bookmarkEnd w:id="27"/>
     <w:bookmarkEnd w:id="28"/>
     <w:sectPr>
       <w:pgSz w:h="15840" w:w="12240"/>
